--- a/docs/otchet_lab01.docx
+++ b/docs/otchet_lab01.docx
@@ -1119,6 +1119,58 @@
           <w:sz w:val="18"/>
           <w:szCs w:val="18"/>
         </w:rPr>
+        <w:t xml:space="preserve"># Проект самостоятельный: Cargo не ищет общий проект в родительских папках,</w:t>
+      </w:r>
+    </w:p>
+    <w:p>
+      <w:pPr>
+        <w:pStyle w:val="Code"/>
+      </w:pPr>
+      <w:r>
+        <w:rPr>
+          <w:rFonts w:ascii="Courier New" w:cs="Courier New" w:eastAsia="Courier New" w:hAnsi="Courier New"/>
+          <w:sz w:val="18"/>
+          <w:szCs w:val="18"/>
+        </w:rPr>
+        <w:t xml:space="preserve"># поэтому посторонний Cargo.toml выше по пути (например, в «Загрузках») не мешает.</w:t>
+      </w:r>
+    </w:p>
+    <w:p>
+      <w:pPr>
+        <w:pStyle w:val="Code"/>
+      </w:pPr>
+      <w:r>
+        <w:rPr>
+          <w:rFonts w:ascii="Courier New" w:cs="Courier New" w:eastAsia="Courier New" w:hAnsi="Courier New"/>
+          <w:sz w:val="18"/>
+          <w:szCs w:val="18"/>
+        </w:rPr>
+        <w:t xml:space="preserve">[workspace]</w:t>
+      </w:r>
+    </w:p>
+    <w:p>
+      <w:pPr>
+        <w:pStyle w:val="Code"/>
+      </w:pPr>
+      <w:r>
+        <w:rPr>
+          <w:rFonts w:ascii="Courier New" w:cs="Courier New" w:eastAsia="Courier New" w:hAnsi="Courier New"/>
+          <w:sz w:val="18"/>
+          <w:szCs w:val="18"/>
+        </w:rPr>
+        <w:t xml:space="preserve"> </w:t>
+      </w:r>
+    </w:p>
+    <w:p>
+      <w:pPr>
+        <w:pStyle w:val="Code"/>
+      </w:pPr>
+      <w:r>
+        <w:rPr>
+          <w:rFonts w:ascii="Courier New" w:cs="Courier New" w:eastAsia="Courier New" w:hAnsi="Courier New"/>
+          <w:sz w:val="18"/>
+          <w:szCs w:val="18"/>
+        </w:rPr>
         <w:t xml:space="preserve">[dependencies]</w:t>
       </w:r>
     </w:p>
@@ -8996,7 +9048,7 @@
                 <w:sz w:val="21"/>
                 <w:szCs w:val="21"/>
               </w:rPr>
-              <w:t xml:space="preserve">28 тестов пройдено, 0 ошибок: лаба 1 — 5, лаба 2 — 8, лаба 3 — 10, переключение лаб — 5.</w:t>
+              <w:t xml:space="preserve">24 теста пройдено, 0 ошибок: лаба 1 — 5, лаба 2 — 8, лаба 3 — 6, переключение лаб — 5.</w:t>
             </w:r>
           </w:p>
         </w:tc>
